--- a/resume/resume-fde-ai.docx
+++ b/resume/resume-fde-ai.docx
@@ -376,7 +376,7 @@
         <w:pStyle w:val="BodyText"/>
       </w:pPr>
       <w:r>
-        <w:t xml:space="preserve">Deployed directly with healthcare clients to architect and deliver AI solutions for workflow automation. I provided technical clarity on complex projects, drove rapid AI adoption across organizations, and owned end-to-end delivery of secure, scalable, and regulation-compliant solutions. Dura Digital is a global IT consulting and services firm dedicated to delivering business, data, and AI-driven growth solutions.</w:t>
+        <w:t xml:space="preserve">Embedded with enterprise clients to provide architectural guidance and deliver AI solutions. I led the end-to-end architecture for a regulated Azure AI Foundry deployment at Central 1 Credit Union (BC, Canada) — translating complex regulatory requirements (PIPEDA, BCFSA data sovereignty) into a concrete multi-region technical design, identifying critical gaps in the existing implementation roadmap, and providing effort estimates across 13 interdependent tasks. Work spanned governance, zero-trust security, private networking, MuleSoft Flex Gateway integration for Claude model routing, and compliance observability. Dura Digital is a global IT consulting and services firm dedicated to delivering business, data, and AI-driven growth solutions.</w:t>
       </w:r>
     </w:p>
     <w:bookmarkEnd w:id="17"/>
@@ -2483,6 +2483,232 @@
     <w:basedOn w:val="VerbatimChar"/>
     <w:rPr/>
   </w:style>
+  <w:style w:customStyle="1" w:styleId="KeywordTok" w:type="character">
+    <w:name w:val="KeywordTok"/>
+    <w:basedOn w:val="VerbatimChar"/>
+    <w:rPr>
+      <w:b/>
+      <w:color w:val="007020"/>
+    </w:rPr>
+  </w:style>
+  <w:style w:customStyle="1" w:styleId="DataTypeTok" w:type="character">
+    <w:name w:val="DataTypeTok"/>
+    <w:basedOn w:val="VerbatimChar"/>
+    <w:rPr>
+      <w:color w:val="902000"/>
+    </w:rPr>
+  </w:style>
+  <w:style w:customStyle="1" w:styleId="DecValTok" w:type="character">
+    <w:name w:val="DecValTok"/>
+    <w:basedOn w:val="VerbatimChar"/>
+    <w:rPr>
+      <w:color w:val="40a070"/>
+    </w:rPr>
+  </w:style>
+  <w:style w:customStyle="1" w:styleId="BaseNTok" w:type="character">
+    <w:name w:val="BaseNTok"/>
+    <w:basedOn w:val="VerbatimChar"/>
+    <w:rPr>
+      <w:color w:val="40a070"/>
+    </w:rPr>
+  </w:style>
+  <w:style w:customStyle="1" w:styleId="FloatTok" w:type="character">
+    <w:name w:val="FloatTok"/>
+    <w:basedOn w:val="VerbatimChar"/>
+    <w:rPr>
+      <w:color w:val="40a070"/>
+    </w:rPr>
+  </w:style>
+  <w:style w:customStyle="1" w:styleId="ConstantTok" w:type="character">
+    <w:name w:val="ConstantTok"/>
+    <w:basedOn w:val="VerbatimChar"/>
+    <w:rPr>
+      <w:color w:val="880000"/>
+    </w:rPr>
+  </w:style>
+  <w:style w:customStyle="1" w:styleId="CharTok" w:type="character">
+    <w:name w:val="CharTok"/>
+    <w:basedOn w:val="VerbatimChar"/>
+    <w:rPr>
+      <w:color w:val="4070a0"/>
+    </w:rPr>
+  </w:style>
+  <w:style w:customStyle="1" w:styleId="SpecialCharTok" w:type="character">
+    <w:name w:val="SpecialCharTok"/>
+    <w:basedOn w:val="VerbatimChar"/>
+    <w:rPr>
+      <w:color w:val="4070a0"/>
+    </w:rPr>
+  </w:style>
+  <w:style w:customStyle="1" w:styleId="StringTok" w:type="character">
+    <w:name w:val="StringTok"/>
+    <w:basedOn w:val="VerbatimChar"/>
+    <w:rPr>
+      <w:color w:val="4070a0"/>
+    </w:rPr>
+  </w:style>
+  <w:style w:customStyle="1" w:styleId="VerbatimStringTok" w:type="character">
+    <w:name w:val="VerbatimStringTok"/>
+    <w:basedOn w:val="VerbatimChar"/>
+    <w:rPr>
+      <w:color w:val="4070a0"/>
+    </w:rPr>
+  </w:style>
+  <w:style w:customStyle="1" w:styleId="SpecialStringTok" w:type="character">
+    <w:name w:val="SpecialStringTok"/>
+    <w:basedOn w:val="VerbatimChar"/>
+    <w:rPr>
+      <w:color w:val="bb6688"/>
+    </w:rPr>
+  </w:style>
+  <w:style w:customStyle="1" w:styleId="ImportTok" w:type="character">
+    <w:name w:val="ImportTok"/>
+    <w:basedOn w:val="VerbatimChar"/>
+    <w:rPr>
+      <w:b/>
+      <w:color w:val="008000"/>
+    </w:rPr>
+  </w:style>
+  <w:style w:customStyle="1" w:styleId="CommentTok" w:type="character">
+    <w:name w:val="CommentTok"/>
+    <w:basedOn w:val="VerbatimChar"/>
+    <w:rPr>
+      <w:i/>
+      <w:color w:val="60a0b0"/>
+    </w:rPr>
+  </w:style>
+  <w:style w:customStyle="1" w:styleId="DocumentationTok" w:type="character">
+    <w:name w:val="DocumentationTok"/>
+    <w:basedOn w:val="VerbatimChar"/>
+    <w:rPr>
+      <w:i/>
+      <w:color w:val="ba2121"/>
+    </w:rPr>
+  </w:style>
+  <w:style w:customStyle="1" w:styleId="AnnotationTok" w:type="character">
+    <w:name w:val="AnnotationTok"/>
+    <w:basedOn w:val="VerbatimChar"/>
+    <w:rPr>
+      <w:b/>
+      <w:i/>
+      <w:color w:val="60a0b0"/>
+    </w:rPr>
+  </w:style>
+  <w:style w:customStyle="1" w:styleId="CommentVarTok" w:type="character">
+    <w:name w:val="CommentVarTok"/>
+    <w:basedOn w:val="VerbatimChar"/>
+    <w:rPr>
+      <w:b/>
+      <w:i/>
+      <w:color w:val="60a0b0"/>
+    </w:rPr>
+  </w:style>
+  <w:style w:customStyle="1" w:styleId="OtherTok" w:type="character">
+    <w:name w:val="OtherTok"/>
+    <w:basedOn w:val="VerbatimChar"/>
+    <w:rPr>
+      <w:color w:val="007020"/>
+    </w:rPr>
+  </w:style>
+  <w:style w:customStyle="1" w:styleId="FunctionTok" w:type="character">
+    <w:name w:val="FunctionTok"/>
+    <w:basedOn w:val="VerbatimChar"/>
+    <w:rPr>
+      <w:color w:val="06287e"/>
+    </w:rPr>
+  </w:style>
+  <w:style w:customStyle="1" w:styleId="VariableTok" w:type="character">
+    <w:name w:val="VariableTok"/>
+    <w:basedOn w:val="VerbatimChar"/>
+    <w:rPr>
+      <w:color w:val="19177c"/>
+    </w:rPr>
+  </w:style>
+  <w:style w:customStyle="1" w:styleId="ControlFlowTok" w:type="character">
+    <w:name w:val="ControlFlowTok"/>
+    <w:basedOn w:val="VerbatimChar"/>
+    <w:rPr>
+      <w:b/>
+      <w:color w:val="007020"/>
+    </w:rPr>
+  </w:style>
+  <w:style w:customStyle="1" w:styleId="OperatorTok" w:type="character">
+    <w:name w:val="OperatorTok"/>
+    <w:basedOn w:val="VerbatimChar"/>
+    <w:rPr>
+      <w:color w:val="666666"/>
+    </w:rPr>
+  </w:style>
+  <w:style w:customStyle="1" w:styleId="BuiltInTok" w:type="character">
+    <w:name w:val="BuiltInTok"/>
+    <w:basedOn w:val="VerbatimChar"/>
+    <w:rPr>
+      <w:color w:val="008000"/>
+    </w:rPr>
+  </w:style>
+  <w:style w:customStyle="1" w:styleId="ExtensionTok" w:type="character">
+    <w:name w:val="ExtensionTok"/>
+    <w:basedOn w:val="VerbatimChar"/>
+    <w:rPr/>
+  </w:style>
+  <w:style w:customStyle="1" w:styleId="PreprocessorTok" w:type="character">
+    <w:name w:val="PreprocessorTok"/>
+    <w:basedOn w:val="VerbatimChar"/>
+    <w:rPr>
+      <w:color w:val="bc7a00"/>
+    </w:rPr>
+  </w:style>
+  <w:style w:customStyle="1" w:styleId="AttributeTok" w:type="character">
+    <w:name w:val="AttributeTok"/>
+    <w:basedOn w:val="VerbatimChar"/>
+    <w:rPr>
+      <w:color w:val="7d9029"/>
+    </w:rPr>
+  </w:style>
+  <w:style w:customStyle="1" w:styleId="RegionMarkerTok" w:type="character">
+    <w:name w:val="RegionMarkerTok"/>
+    <w:basedOn w:val="VerbatimChar"/>
+    <w:rPr/>
+  </w:style>
+  <w:style w:customStyle="1" w:styleId="InformationTok" w:type="character">
+    <w:name w:val="InformationTok"/>
+    <w:basedOn w:val="VerbatimChar"/>
+    <w:rPr>
+      <w:b/>
+      <w:i/>
+      <w:color w:val="60a0b0"/>
+    </w:rPr>
+  </w:style>
+  <w:style w:customStyle="1" w:styleId="WarningTok" w:type="character">
+    <w:name w:val="WarningTok"/>
+    <w:basedOn w:val="VerbatimChar"/>
+    <w:rPr>
+      <w:b/>
+      <w:i/>
+      <w:color w:val="60a0b0"/>
+    </w:rPr>
+  </w:style>
+  <w:style w:customStyle="1" w:styleId="AlertTok" w:type="character">
+    <w:name w:val="AlertTok"/>
+    <w:basedOn w:val="VerbatimChar"/>
+    <w:rPr>
+      <w:b/>
+      <w:color w:val="ff0000"/>
+    </w:rPr>
+  </w:style>
+  <w:style w:customStyle="1" w:styleId="ErrorTok" w:type="character">
+    <w:name w:val="ErrorTok"/>
+    <w:basedOn w:val="VerbatimChar"/>
+    <w:rPr>
+      <w:b/>
+      <w:color w:val="ff0000"/>
+    </w:rPr>
+  </w:style>
+  <w:style w:customStyle="1" w:styleId="NormalTok" w:type="character">
+    <w:name w:val="NormalTok"/>
+    <w:basedOn w:val="VerbatimChar"/>
+    <w:rPr/>
+  </w:style>
   <w:style w:type="character" w:customStyle="1" w:styleId="KeywordTok">
     <w:name w:val="KeywordTok"/>
     <w:basedOn w:val="VerbatimChar"/>

--- a/resume/resume-fde-ai.docx
+++ b/resume/resume-fde-ai.docx
@@ -376,7 +376,7 @@
         <w:pStyle w:val="BodyText"/>
       </w:pPr>
       <w:r>
-        <w:t xml:space="preserve">Embedded with enterprise clients to provide architectural guidance and deliver AI solutions. I led the end-to-end architecture for a regulated Azure AI Foundry deployment at Central 1 Credit Union (BC, Canada) — translating complex regulatory requirements (PIPEDA, BCFSA data sovereignty) into a concrete multi-region technical design, identifying critical gaps in the existing implementation roadmap, and providing effort estimates across 13 interdependent tasks. Work spanned governance, zero-trust security, private networking, MuleSoft Flex Gateway integration for Claude model routing, and compliance observability. Dura Digital is a global IT consulting and services firm dedicated to delivering business, data, and AI-driven growth solutions.</w:t>
+        <w:t xml:space="preserve">Embedded with enterprise clients to provide architectural guidance and deliver AI solutions. I led the end-to-end architecture for a regulated Azure AI Foundry deployment at a major Canadian financial institution — translating complex regulatory requirements (PIPEDA, BCFSA data sovereignty) into a concrete multi-region technical design, identifying critical gaps in the existing implementation roadmap, and providing effort estimates across 13 interdependent tasks. Work spanned governance, zero-trust security, private networking, MuleSoft Flex Gateway integration for Claude model routing, and compliance observability. Dura Digital is a global IT consulting and services firm dedicated to delivering business, data, and AI-driven growth solutions.</w:t>
       </w:r>
     </w:p>
     <w:bookmarkEnd w:id="17"/>
@@ -2709,6 +2709,232 @@
     <w:basedOn w:val="VerbatimChar"/>
     <w:rPr/>
   </w:style>
+  <w:style w:customStyle="1" w:styleId="KeywordTok" w:type="character">
+    <w:name w:val="KeywordTok"/>
+    <w:basedOn w:val="VerbatimChar"/>
+    <w:rPr>
+      <w:b/>
+      <w:color w:val="007020"/>
+    </w:rPr>
+  </w:style>
+  <w:style w:customStyle="1" w:styleId="DataTypeTok" w:type="character">
+    <w:name w:val="DataTypeTok"/>
+    <w:basedOn w:val="VerbatimChar"/>
+    <w:rPr>
+      <w:color w:val="902000"/>
+    </w:rPr>
+  </w:style>
+  <w:style w:customStyle="1" w:styleId="DecValTok" w:type="character">
+    <w:name w:val="DecValTok"/>
+    <w:basedOn w:val="VerbatimChar"/>
+    <w:rPr>
+      <w:color w:val="40a070"/>
+    </w:rPr>
+  </w:style>
+  <w:style w:customStyle="1" w:styleId="BaseNTok" w:type="character">
+    <w:name w:val="BaseNTok"/>
+    <w:basedOn w:val="VerbatimChar"/>
+    <w:rPr>
+      <w:color w:val="40a070"/>
+    </w:rPr>
+  </w:style>
+  <w:style w:customStyle="1" w:styleId="FloatTok" w:type="character">
+    <w:name w:val="FloatTok"/>
+    <w:basedOn w:val="VerbatimChar"/>
+    <w:rPr>
+      <w:color w:val="40a070"/>
+    </w:rPr>
+  </w:style>
+  <w:style w:customStyle="1" w:styleId="ConstantTok" w:type="character">
+    <w:name w:val="ConstantTok"/>
+    <w:basedOn w:val="VerbatimChar"/>
+    <w:rPr>
+      <w:color w:val="880000"/>
+    </w:rPr>
+  </w:style>
+  <w:style w:customStyle="1" w:styleId="CharTok" w:type="character">
+    <w:name w:val="CharTok"/>
+    <w:basedOn w:val="VerbatimChar"/>
+    <w:rPr>
+      <w:color w:val="4070a0"/>
+    </w:rPr>
+  </w:style>
+  <w:style w:customStyle="1" w:styleId="SpecialCharTok" w:type="character">
+    <w:name w:val="SpecialCharTok"/>
+    <w:basedOn w:val="VerbatimChar"/>
+    <w:rPr>
+      <w:color w:val="4070a0"/>
+    </w:rPr>
+  </w:style>
+  <w:style w:customStyle="1" w:styleId="StringTok" w:type="character">
+    <w:name w:val="StringTok"/>
+    <w:basedOn w:val="VerbatimChar"/>
+    <w:rPr>
+      <w:color w:val="4070a0"/>
+    </w:rPr>
+  </w:style>
+  <w:style w:customStyle="1" w:styleId="VerbatimStringTok" w:type="character">
+    <w:name w:val="VerbatimStringTok"/>
+    <w:basedOn w:val="VerbatimChar"/>
+    <w:rPr>
+      <w:color w:val="4070a0"/>
+    </w:rPr>
+  </w:style>
+  <w:style w:customStyle="1" w:styleId="SpecialStringTok" w:type="character">
+    <w:name w:val="SpecialStringTok"/>
+    <w:basedOn w:val="VerbatimChar"/>
+    <w:rPr>
+      <w:color w:val="bb6688"/>
+    </w:rPr>
+  </w:style>
+  <w:style w:customStyle="1" w:styleId="ImportTok" w:type="character">
+    <w:name w:val="ImportTok"/>
+    <w:basedOn w:val="VerbatimChar"/>
+    <w:rPr>
+      <w:b/>
+      <w:color w:val="008000"/>
+    </w:rPr>
+  </w:style>
+  <w:style w:customStyle="1" w:styleId="CommentTok" w:type="character">
+    <w:name w:val="CommentTok"/>
+    <w:basedOn w:val="VerbatimChar"/>
+    <w:rPr>
+      <w:i/>
+      <w:color w:val="60a0b0"/>
+    </w:rPr>
+  </w:style>
+  <w:style w:customStyle="1" w:styleId="DocumentationTok" w:type="character">
+    <w:name w:val="DocumentationTok"/>
+    <w:basedOn w:val="VerbatimChar"/>
+    <w:rPr>
+      <w:i/>
+      <w:color w:val="ba2121"/>
+    </w:rPr>
+  </w:style>
+  <w:style w:customStyle="1" w:styleId="AnnotationTok" w:type="character">
+    <w:name w:val="AnnotationTok"/>
+    <w:basedOn w:val="VerbatimChar"/>
+    <w:rPr>
+      <w:b/>
+      <w:i/>
+      <w:color w:val="60a0b0"/>
+    </w:rPr>
+  </w:style>
+  <w:style w:customStyle="1" w:styleId="CommentVarTok" w:type="character">
+    <w:name w:val="CommentVarTok"/>
+    <w:basedOn w:val="VerbatimChar"/>
+    <w:rPr>
+      <w:b/>
+      <w:i/>
+      <w:color w:val="60a0b0"/>
+    </w:rPr>
+  </w:style>
+  <w:style w:customStyle="1" w:styleId="OtherTok" w:type="character">
+    <w:name w:val="OtherTok"/>
+    <w:basedOn w:val="VerbatimChar"/>
+    <w:rPr>
+      <w:color w:val="007020"/>
+    </w:rPr>
+  </w:style>
+  <w:style w:customStyle="1" w:styleId="FunctionTok" w:type="character">
+    <w:name w:val="FunctionTok"/>
+    <w:basedOn w:val="VerbatimChar"/>
+    <w:rPr>
+      <w:color w:val="06287e"/>
+    </w:rPr>
+  </w:style>
+  <w:style w:customStyle="1" w:styleId="VariableTok" w:type="character">
+    <w:name w:val="VariableTok"/>
+    <w:basedOn w:val="VerbatimChar"/>
+    <w:rPr>
+      <w:color w:val="19177c"/>
+    </w:rPr>
+  </w:style>
+  <w:style w:customStyle="1" w:styleId="ControlFlowTok" w:type="character">
+    <w:name w:val="ControlFlowTok"/>
+    <w:basedOn w:val="VerbatimChar"/>
+    <w:rPr>
+      <w:b/>
+      <w:color w:val="007020"/>
+    </w:rPr>
+  </w:style>
+  <w:style w:customStyle="1" w:styleId="OperatorTok" w:type="character">
+    <w:name w:val="OperatorTok"/>
+    <w:basedOn w:val="VerbatimChar"/>
+    <w:rPr>
+      <w:color w:val="666666"/>
+    </w:rPr>
+  </w:style>
+  <w:style w:customStyle="1" w:styleId="BuiltInTok" w:type="character">
+    <w:name w:val="BuiltInTok"/>
+    <w:basedOn w:val="VerbatimChar"/>
+    <w:rPr>
+      <w:color w:val="008000"/>
+    </w:rPr>
+  </w:style>
+  <w:style w:customStyle="1" w:styleId="ExtensionTok" w:type="character">
+    <w:name w:val="ExtensionTok"/>
+    <w:basedOn w:val="VerbatimChar"/>
+    <w:rPr/>
+  </w:style>
+  <w:style w:customStyle="1" w:styleId="PreprocessorTok" w:type="character">
+    <w:name w:val="PreprocessorTok"/>
+    <w:basedOn w:val="VerbatimChar"/>
+    <w:rPr>
+      <w:color w:val="bc7a00"/>
+    </w:rPr>
+  </w:style>
+  <w:style w:customStyle="1" w:styleId="AttributeTok" w:type="character">
+    <w:name w:val="AttributeTok"/>
+    <w:basedOn w:val="VerbatimChar"/>
+    <w:rPr>
+      <w:color w:val="7d9029"/>
+    </w:rPr>
+  </w:style>
+  <w:style w:customStyle="1" w:styleId="RegionMarkerTok" w:type="character">
+    <w:name w:val="RegionMarkerTok"/>
+    <w:basedOn w:val="VerbatimChar"/>
+    <w:rPr/>
+  </w:style>
+  <w:style w:customStyle="1" w:styleId="InformationTok" w:type="character">
+    <w:name w:val="InformationTok"/>
+    <w:basedOn w:val="VerbatimChar"/>
+    <w:rPr>
+      <w:b/>
+      <w:i/>
+      <w:color w:val="60a0b0"/>
+    </w:rPr>
+  </w:style>
+  <w:style w:customStyle="1" w:styleId="WarningTok" w:type="character">
+    <w:name w:val="WarningTok"/>
+    <w:basedOn w:val="VerbatimChar"/>
+    <w:rPr>
+      <w:b/>
+      <w:i/>
+      <w:color w:val="60a0b0"/>
+    </w:rPr>
+  </w:style>
+  <w:style w:customStyle="1" w:styleId="AlertTok" w:type="character">
+    <w:name w:val="AlertTok"/>
+    <w:basedOn w:val="VerbatimChar"/>
+    <w:rPr>
+      <w:b/>
+      <w:color w:val="ff0000"/>
+    </w:rPr>
+  </w:style>
+  <w:style w:customStyle="1" w:styleId="ErrorTok" w:type="character">
+    <w:name w:val="ErrorTok"/>
+    <w:basedOn w:val="VerbatimChar"/>
+    <w:rPr>
+      <w:b/>
+      <w:color w:val="ff0000"/>
+    </w:rPr>
+  </w:style>
+  <w:style w:customStyle="1" w:styleId="NormalTok" w:type="character">
+    <w:name w:val="NormalTok"/>
+    <w:basedOn w:val="VerbatimChar"/>
+    <w:rPr/>
+  </w:style>
   <w:style w:type="character" w:customStyle="1" w:styleId="KeywordTok">
     <w:name w:val="KeywordTok"/>
     <w:basedOn w:val="VerbatimChar"/>

--- a/resume/resume-fde-ai.docx
+++ b/resume/resume-fde-ai.docx
@@ -334,7 +334,7 @@
         <w:pStyle w:val="BodyText"/>
       </w:pPr>
       <w:r>
-        <w:t xml:space="preserve">Embedded with global health researchers at the Institute for Disease Modeling (IDM), I work directly with domain experts to translate complex epidemiology and simulation data requirements into production AI-driven solutions. I lead rapid prototyping and delivery of AI tools adopted by partner researchers at leading global health institutions and LMICs—iterating closely with users from concept to deployment. I identify gaps in research data and processes, seek collaboration with domain experts to bridge technical and scientific knowledge, and evaluate and recommend new technologies to maximize the Foundation’s impact.</w:t>
+        <w:t xml:space="preserve">Embedded with global health researchers at the Institute for Disease Modeling (IDM), I translate complex domain requirements into production AI and data systems. I architect pipelines that process epidemiology and simulation data into AI-driven decision-support tools and visualizations, deployed directly by researchers at leading global health institutions and LMICs. I iterate closely with users from concept to production, identify gaps in research data infrastructure, bridge technical and scientific knowledge across teams, and evaluate and recommend new AI technologies to maximize the Foundation’s impact.</w:t>
       </w:r>
     </w:p>
     <w:bookmarkEnd w:id="16"/>
@@ -2935,6 +2935,232 @@
     <w:basedOn w:val="VerbatimChar"/>
     <w:rPr/>
   </w:style>
+  <w:style w:customStyle="1" w:styleId="KeywordTok" w:type="character">
+    <w:name w:val="KeywordTok"/>
+    <w:basedOn w:val="VerbatimChar"/>
+    <w:rPr>
+      <w:b/>
+      <w:color w:val="007020"/>
+    </w:rPr>
+  </w:style>
+  <w:style w:customStyle="1" w:styleId="DataTypeTok" w:type="character">
+    <w:name w:val="DataTypeTok"/>
+    <w:basedOn w:val="VerbatimChar"/>
+    <w:rPr>
+      <w:color w:val="902000"/>
+    </w:rPr>
+  </w:style>
+  <w:style w:customStyle="1" w:styleId="DecValTok" w:type="character">
+    <w:name w:val="DecValTok"/>
+    <w:basedOn w:val="VerbatimChar"/>
+    <w:rPr>
+      <w:color w:val="40a070"/>
+    </w:rPr>
+  </w:style>
+  <w:style w:customStyle="1" w:styleId="BaseNTok" w:type="character">
+    <w:name w:val="BaseNTok"/>
+    <w:basedOn w:val="VerbatimChar"/>
+    <w:rPr>
+      <w:color w:val="40a070"/>
+    </w:rPr>
+  </w:style>
+  <w:style w:customStyle="1" w:styleId="FloatTok" w:type="character">
+    <w:name w:val="FloatTok"/>
+    <w:basedOn w:val="VerbatimChar"/>
+    <w:rPr>
+      <w:color w:val="40a070"/>
+    </w:rPr>
+  </w:style>
+  <w:style w:customStyle="1" w:styleId="ConstantTok" w:type="character">
+    <w:name w:val="ConstantTok"/>
+    <w:basedOn w:val="VerbatimChar"/>
+    <w:rPr>
+      <w:color w:val="880000"/>
+    </w:rPr>
+  </w:style>
+  <w:style w:customStyle="1" w:styleId="CharTok" w:type="character">
+    <w:name w:val="CharTok"/>
+    <w:basedOn w:val="VerbatimChar"/>
+    <w:rPr>
+      <w:color w:val="4070a0"/>
+    </w:rPr>
+  </w:style>
+  <w:style w:customStyle="1" w:styleId="SpecialCharTok" w:type="character">
+    <w:name w:val="SpecialCharTok"/>
+    <w:basedOn w:val="VerbatimChar"/>
+    <w:rPr>
+      <w:color w:val="4070a0"/>
+    </w:rPr>
+  </w:style>
+  <w:style w:customStyle="1" w:styleId="StringTok" w:type="character">
+    <w:name w:val="StringTok"/>
+    <w:basedOn w:val="VerbatimChar"/>
+    <w:rPr>
+      <w:color w:val="4070a0"/>
+    </w:rPr>
+  </w:style>
+  <w:style w:customStyle="1" w:styleId="VerbatimStringTok" w:type="character">
+    <w:name w:val="VerbatimStringTok"/>
+    <w:basedOn w:val="VerbatimChar"/>
+    <w:rPr>
+      <w:color w:val="4070a0"/>
+    </w:rPr>
+  </w:style>
+  <w:style w:customStyle="1" w:styleId="SpecialStringTok" w:type="character">
+    <w:name w:val="SpecialStringTok"/>
+    <w:basedOn w:val="VerbatimChar"/>
+    <w:rPr>
+      <w:color w:val="bb6688"/>
+    </w:rPr>
+  </w:style>
+  <w:style w:customStyle="1" w:styleId="ImportTok" w:type="character">
+    <w:name w:val="ImportTok"/>
+    <w:basedOn w:val="VerbatimChar"/>
+    <w:rPr>
+      <w:b/>
+      <w:color w:val="008000"/>
+    </w:rPr>
+  </w:style>
+  <w:style w:customStyle="1" w:styleId="CommentTok" w:type="character">
+    <w:name w:val="CommentTok"/>
+    <w:basedOn w:val="VerbatimChar"/>
+    <w:rPr>
+      <w:i/>
+      <w:color w:val="60a0b0"/>
+    </w:rPr>
+  </w:style>
+  <w:style w:customStyle="1" w:styleId="DocumentationTok" w:type="character">
+    <w:name w:val="DocumentationTok"/>
+    <w:basedOn w:val="VerbatimChar"/>
+    <w:rPr>
+      <w:i/>
+      <w:color w:val="ba2121"/>
+    </w:rPr>
+  </w:style>
+  <w:style w:customStyle="1" w:styleId="AnnotationTok" w:type="character">
+    <w:name w:val="AnnotationTok"/>
+    <w:basedOn w:val="VerbatimChar"/>
+    <w:rPr>
+      <w:b/>
+      <w:i/>
+      <w:color w:val="60a0b0"/>
+    </w:rPr>
+  </w:style>
+  <w:style w:customStyle="1" w:styleId="CommentVarTok" w:type="character">
+    <w:name w:val="CommentVarTok"/>
+    <w:basedOn w:val="VerbatimChar"/>
+    <w:rPr>
+      <w:b/>
+      <w:i/>
+      <w:color w:val="60a0b0"/>
+    </w:rPr>
+  </w:style>
+  <w:style w:customStyle="1" w:styleId="OtherTok" w:type="character">
+    <w:name w:val="OtherTok"/>
+    <w:basedOn w:val="VerbatimChar"/>
+    <w:rPr>
+      <w:color w:val="007020"/>
+    </w:rPr>
+  </w:style>
+  <w:style w:customStyle="1" w:styleId="FunctionTok" w:type="character">
+    <w:name w:val="FunctionTok"/>
+    <w:basedOn w:val="VerbatimChar"/>
+    <w:rPr>
+      <w:color w:val="06287e"/>
+    </w:rPr>
+  </w:style>
+  <w:style w:customStyle="1" w:styleId="VariableTok" w:type="character">
+    <w:name w:val="VariableTok"/>
+    <w:basedOn w:val="VerbatimChar"/>
+    <w:rPr>
+      <w:color w:val="19177c"/>
+    </w:rPr>
+  </w:style>
+  <w:style w:customStyle="1" w:styleId="ControlFlowTok" w:type="character">
+    <w:name w:val="ControlFlowTok"/>
+    <w:basedOn w:val="VerbatimChar"/>
+    <w:rPr>
+      <w:b/>
+      <w:color w:val="007020"/>
+    </w:rPr>
+  </w:style>
+  <w:style w:customStyle="1" w:styleId="OperatorTok" w:type="character">
+    <w:name w:val="OperatorTok"/>
+    <w:basedOn w:val="VerbatimChar"/>
+    <w:rPr>
+      <w:color w:val="666666"/>
+    </w:rPr>
+  </w:style>
+  <w:style w:customStyle="1" w:styleId="BuiltInTok" w:type="character">
+    <w:name w:val="BuiltInTok"/>
+    <w:basedOn w:val="VerbatimChar"/>
+    <w:rPr>
+      <w:color w:val="008000"/>
+    </w:rPr>
+  </w:style>
+  <w:style w:customStyle="1" w:styleId="ExtensionTok" w:type="character">
+    <w:name w:val="ExtensionTok"/>
+    <w:basedOn w:val="VerbatimChar"/>
+    <w:rPr/>
+  </w:style>
+  <w:style w:customStyle="1" w:styleId="PreprocessorTok" w:type="character">
+    <w:name w:val="PreprocessorTok"/>
+    <w:basedOn w:val="VerbatimChar"/>
+    <w:rPr>
+      <w:color w:val="bc7a00"/>
+    </w:rPr>
+  </w:style>
+  <w:style w:customStyle="1" w:styleId="AttributeTok" w:type="character">
+    <w:name w:val="AttributeTok"/>
+    <w:basedOn w:val="VerbatimChar"/>
+    <w:rPr>
+      <w:color w:val="7d9029"/>
+    </w:rPr>
+  </w:style>
+  <w:style w:customStyle="1" w:styleId="RegionMarkerTok" w:type="character">
+    <w:name w:val="RegionMarkerTok"/>
+    <w:basedOn w:val="VerbatimChar"/>
+    <w:rPr/>
+  </w:style>
+  <w:style w:customStyle="1" w:styleId="InformationTok" w:type="character">
+    <w:name w:val="InformationTok"/>
+    <w:basedOn w:val="VerbatimChar"/>
+    <w:rPr>
+      <w:b/>
+      <w:i/>
+      <w:color w:val="60a0b0"/>
+    </w:rPr>
+  </w:style>
+  <w:style w:customStyle="1" w:styleId="WarningTok" w:type="character">
+    <w:name w:val="WarningTok"/>
+    <w:basedOn w:val="VerbatimChar"/>
+    <w:rPr>
+      <w:b/>
+      <w:i/>
+      <w:color w:val="60a0b0"/>
+    </w:rPr>
+  </w:style>
+  <w:style w:customStyle="1" w:styleId="AlertTok" w:type="character">
+    <w:name w:val="AlertTok"/>
+    <w:basedOn w:val="VerbatimChar"/>
+    <w:rPr>
+      <w:b/>
+      <w:color w:val="ff0000"/>
+    </w:rPr>
+  </w:style>
+  <w:style w:customStyle="1" w:styleId="ErrorTok" w:type="character">
+    <w:name w:val="ErrorTok"/>
+    <w:basedOn w:val="VerbatimChar"/>
+    <w:rPr>
+      <w:b/>
+      <w:color w:val="ff0000"/>
+    </w:rPr>
+  </w:style>
+  <w:style w:customStyle="1" w:styleId="NormalTok" w:type="character">
+    <w:name w:val="NormalTok"/>
+    <w:basedOn w:val="VerbatimChar"/>
+    <w:rPr/>
+  </w:style>
   <w:style w:type="character" w:customStyle="1" w:styleId="KeywordTok">
     <w:name w:val="KeywordTok"/>
     <w:basedOn w:val="VerbatimChar"/>
